--- a/Project/Documentation/Project_Topic_Document_Loo_Bridget.docx
+++ b/Project/Documentation/Project_Topic_Document_Loo_Bridget.docx
@@ -73,7 +73,15 @@
         <w:t xml:space="preserve"> </w:t>
       </w:r>
       <w:r>
-        <w:t xml:space="preserve">It can be anything really but something that would take some manipulation / calculations based on the input fields.  </w:t>
+        <w:t xml:space="preserve">It can be </w:t>
+      </w:r>
+      <w:proofErr w:type="gramStart"/>
+      <w:r>
+        <w:t>anything really</w:t>
+      </w:r>
+      <w:proofErr w:type="gramEnd"/>
+      <w:r>
+        <w:t xml:space="preserve"> but something that would take some manipulation / calculations based on the input fields.  </w:t>
       </w:r>
       <w:r>
         <w:t>You may make up some details to allow calculation</w:t>
@@ -340,7 +348,31 @@
           <w:p/>
           <w:p>
             <w:r>
-              <w:t>Games are 7 innings in length, however a game ends if a team is up by 10 runs after the 5</w:t>
+              <w:t xml:space="preserve">Games are 7 innings in </w:t>
+            </w:r>
+            <w:proofErr w:type="gramStart"/>
+            <w:r>
+              <w:t>length,</w:t>
+            </w:r>
+            <w:proofErr w:type="gramEnd"/>
+            <w:r>
+              <w:t xml:space="preserve"> however </w:t>
+            </w:r>
+            <w:proofErr w:type="gramStart"/>
+            <w:r>
+              <w:t>a game</w:t>
+            </w:r>
+            <w:proofErr w:type="gramEnd"/>
+            <w:r>
+              <w:t xml:space="preserve"> ends if </w:t>
+            </w:r>
+            <w:proofErr w:type="gramStart"/>
+            <w:r>
+              <w:t>a team</w:t>
+            </w:r>
+            <w:proofErr w:type="gramEnd"/>
+            <w:r>
+              <w:t xml:space="preserve"> is up by 10 runs after the 5</w:t>
             </w:r>
             <w:r>
               <w:rPr>
@@ -379,7 +411,15 @@
           <w:p/>
           <w:p>
             <w:r>
-              <w:t>Then sort the teams by amount of wins.</w:t>
+              <w:t xml:space="preserve">Then sort the teams by </w:t>
+            </w:r>
+            <w:proofErr w:type="gramStart"/>
+            <w:r>
+              <w:t>amount</w:t>
+            </w:r>
+            <w:proofErr w:type="gramEnd"/>
+            <w:r>
+              <w:t xml:space="preserve"> of wins.</w:t>
             </w:r>
           </w:p>
         </w:tc>
@@ -637,6 +677,9 @@
             <w:r>
               <w:t>Percentage of games won.</w:t>
             </w:r>
+            <w:r>
+              <w:t xml:space="preserve"> </w:t>
+            </w:r>
           </w:p>
         </w:tc>
       </w:tr>
@@ -700,6 +743,9 @@
           <w:p>
             <w:r>
               <w:t>Display the standings of the league</w:t>
+            </w:r>
+            <w:r>
+              <w:t xml:space="preserve"> &lt;- This is for the calculation, not a field.</w:t>
             </w:r>
           </w:p>
         </w:tc>
@@ -710,6 +756,7 @@
         <w:pStyle w:val="Heading1"/>
       </w:pPr>
       <w:r>
+        <w:lastRenderedPageBreak/>
         <w:t>Calculation</w:t>
       </w:r>
     </w:p>
@@ -727,11 +774,17 @@
           <w:tcPr>
             <w:tcW w:w="9350" w:type="dxa"/>
           </w:tcPr>
-          <w:p/>
-          <w:p>
-            <w:r>
-              <w:lastRenderedPageBreak/>
-              <w:t>Calculations needed to be done is Win percentage, Plus/Minus, number of wins and losses, and number of games won by mercy rule.</w:t>
+          <w:p>
+            <w:r>
+              <w:t xml:space="preserve">Calculations needed to be done </w:t>
+            </w:r>
+            <w:proofErr w:type="gramStart"/>
+            <w:r>
+              <w:t>is</w:t>
+            </w:r>
+            <w:proofErr w:type="gramEnd"/>
+            <w:r>
+              <w:t xml:space="preserve"> Win percentage, Plus/Minus, number of wins and losses, and number of games won by mercy rule.</w:t>
             </w:r>
           </w:p>
         </w:tc>
@@ -748,7 +801,23 @@
     </w:p>
     <w:p>
       <w:r>
-        <w:t xml:space="preserve">Once the document is completed, move the details a repository that you create.  The developer creates the repository for the topic that they will be coding.  Add the other two project group members to the repository(or make public).  Add this document to the repository (Commit/Push).  </w:t>
+        <w:t xml:space="preserve">Once the document is completed, move the </w:t>
+      </w:r>
+      <w:proofErr w:type="gramStart"/>
+      <w:r>
+        <w:t>details</w:t>
+      </w:r>
+      <w:proofErr w:type="gramEnd"/>
+      <w:r>
+        <w:t xml:space="preserve"> a repository that you create.  The developer creates the repository for the topic that they will be coding.  Add the other two project group members to the </w:t>
+      </w:r>
+      <w:proofErr w:type="gramStart"/>
+      <w:r>
+        <w:t>repository(</w:t>
+      </w:r>
+      <w:proofErr w:type="gramEnd"/>
+      <w:r>
+        <w:t xml:space="preserve">or make public).  Add this document to the repository (Commit/Push).  </w:t>
       </w:r>
       <w:r>
         <w:t>The description is to be added to the readme file of the repository.</w:t>

--- a/Project/Documentation/Project_Topic_Document_Loo_Bridget.docx
+++ b/Project/Documentation/Project_Topic_Document_Loo_Bridget.docx
@@ -1,6 +1,6 @@
 
 <file path=word/document.xml><?xml version="1.0" encoding="utf-8"?>
-<w:document xmlns:wpc="http://schemas.microsoft.com/office/word/2010/wordprocessingCanvas" xmlns:cx="http://schemas.microsoft.com/office/drawing/2014/chartex" xmlns:cx1="http://schemas.microsoft.com/office/drawing/2015/9/8/chartex" xmlns:cx2="http://schemas.microsoft.com/office/drawing/2015/10/21/chartex" xmlns:cx3="http://schemas.microsoft.com/office/drawing/2016/5/9/chartex" xmlns:cx4="http://schemas.microsoft.com/office/drawing/2016/5/10/chartex" xmlns:cx5="http://schemas.microsoft.com/office/drawing/2016/5/11/chartex" xmlns:cx6="http://schemas.microsoft.com/office/drawing/2016/5/12/chartex" xmlns:cx7="http://schemas.microsoft.com/office/drawing/2016/5/13/chartex" xmlns:cx8="http://schemas.microsoft.com/office/drawing/2016/5/14/chartex" xmlns:mc="http://schemas.openxmlformats.org/markup-compatibility/2006" xmlns:aink="http://schemas.microsoft.com/office/drawing/2016/ink" xmlns:am3d="http://schemas.microsoft.com/office/drawing/2017/model3d" xmlns:o="urn:schemas-microsoft-com:office:office" xmlns:oel="http://schemas.microsoft.com/office/2019/extlst" xmlns:r="http://schemas.openxmlformats.org/officeDocument/2006/relationships" xmlns:m="http://schemas.openxmlformats.org/officeDocument/2006/math" xmlns:v="urn:schemas-microsoft-com:vml" xmlns:wp14="http://schemas.microsoft.com/office/word/2010/wordprocessingDrawing" xmlns:wp="http://schemas.openxmlformats.org/drawingml/2006/wordprocessingDrawing" xmlns:w10="urn:schemas-microsoft-com:office:word" xmlns:w="http://schemas.openxmlformats.org/wordprocessingml/2006/main" xmlns:w14="http://schemas.microsoft.com/office/word/2010/wordml" xmlns:w15="http://schemas.microsoft.com/office/word/2012/wordml" xmlns:w16cei="http://schemas.microsoft.com/office/word/2026/wordml/cei" xmlns:w16cex="http://schemas.microsoft.com/office/word/2018/wordml/cex" xmlns:w16cid="http://schemas.microsoft.com/office/word/2016/wordml/cid" xmlns:w16="http://schemas.microsoft.com/office/word/2018/wordml" xmlns:w16du="http://schemas.microsoft.com/office/word/2023/wordml/word16du" xmlns:w16sdtdh="http://schemas.microsoft.com/office/word/2020/wordml/sdtdatahash" xmlns:w16sdtfl="http://schemas.microsoft.com/office/word/2024/wordml/sdtformatlock" xmlns:w16se="http://schemas.microsoft.com/office/word/2015/wordml/symex" xmlns:wpg="http://schemas.microsoft.com/office/word/2010/wordprocessingGroup" xmlns:wpi="http://schemas.microsoft.com/office/word/2010/wordprocessingInk" xmlns:wne="http://schemas.microsoft.com/office/word/2006/wordml" xmlns:wps="http://schemas.microsoft.com/office/word/2010/wordprocessingShape" mc:Ignorable="w14 w15 w16se w16cid w16 w16cex w16sdtdh w16sdtfl w16du wp14">
+<w:document xmlns:wpc="http://schemas.microsoft.com/office/word/2010/wordprocessingCanvas" xmlns:cx="http://schemas.microsoft.com/office/drawing/2014/chartex" xmlns:cx1="http://schemas.microsoft.com/office/drawing/2015/9/8/chartex" xmlns:cx2="http://schemas.microsoft.com/office/drawing/2015/10/21/chartex" xmlns:cx3="http://schemas.microsoft.com/office/drawing/2016/5/9/chartex" xmlns:cx4="http://schemas.microsoft.com/office/drawing/2016/5/10/chartex" xmlns:cx5="http://schemas.microsoft.com/office/drawing/2016/5/11/chartex" xmlns:cx6="http://schemas.microsoft.com/office/drawing/2016/5/12/chartex" xmlns:cx7="http://schemas.microsoft.com/office/drawing/2016/5/13/chartex" xmlns:cx8="http://schemas.microsoft.com/office/drawing/2016/5/14/chartex" xmlns:mc="http://schemas.openxmlformats.org/markup-compatibility/2006" xmlns:aink="http://schemas.microsoft.com/office/drawing/2016/ink" xmlns:am3d="http://schemas.microsoft.com/office/drawing/2017/model3d" xmlns:o="urn:schemas-microsoft-com:office:office" xmlns:oel="http://schemas.microsoft.com/office/2019/extlst" xmlns:r="http://schemas.openxmlformats.org/officeDocument/2006/relationships" xmlns:m="http://schemas.openxmlformats.org/officeDocument/2006/math" xmlns:v="urn:schemas-microsoft-com:vml" xmlns:wp14="http://schemas.microsoft.com/office/word/2010/wordprocessingDrawing" xmlns:wp="http://schemas.openxmlformats.org/drawingml/2006/wordprocessingDrawing" xmlns:w10="urn:schemas-microsoft-com:office:word" xmlns:w="http://schemas.openxmlformats.org/wordprocessingml/2006/main" xmlns:w14="http://schemas.microsoft.com/office/word/2010/wordml" xmlns:w15="http://schemas.microsoft.com/office/word/2012/wordml" xmlns:w16cex="http://schemas.microsoft.com/office/word/2018/wordml/cex" xmlns:w16cid="http://schemas.microsoft.com/office/word/2016/wordml/cid" xmlns:w16="http://schemas.microsoft.com/office/word/2018/wordml" xmlns:w16du="http://schemas.microsoft.com/office/word/2023/wordml/word16du" xmlns:w16sdtdh="http://schemas.microsoft.com/office/word/2020/wordml/sdtdatahash" xmlns:w16sdtfl="http://schemas.microsoft.com/office/word/2024/wordml/sdtformatlock" xmlns:w16se="http://schemas.microsoft.com/office/word/2015/wordml/symex" xmlns:wpg="http://schemas.microsoft.com/office/word/2010/wordprocessingGroup" xmlns:wpi="http://schemas.microsoft.com/office/word/2010/wordprocessingInk" xmlns:wne="http://schemas.microsoft.com/office/word/2006/wordml" xmlns:wps="http://schemas.microsoft.com/office/word/2010/wordprocessingShape" mc:Ignorable="w14 w15 w16se w16cid w16 w16cex w16sdtdh w16sdtfl w16du wp14">
   <w:body>
     <w:p>
       <w:pPr>
@@ -114,18 +114,19 @@
     </w:p>
     <w:tbl>
       <w:tblPr>
-        <w:tblStyle w:val="TableGrid"/>
+        <w:tblStyle w:val="GridTable1Light"/>
         <w:tblW w:w="0" w:type="auto"/>
-        <w:tblLook w:val="04A0" w:firstRow="1" w:lastRow="0" w:firstColumn="1" w:lastColumn="0" w:noHBand="0" w:noVBand="1"/>
+        <w:tblLook w:val="0480" w:firstRow="0" w:lastRow="0" w:firstColumn="1" w:lastColumn="0" w:noHBand="0" w:noVBand="1"/>
       </w:tblPr>
       <w:tblGrid>
-        <w:gridCol w:w="2785"/>
-        <w:gridCol w:w="6565"/>
+        <w:gridCol w:w="2310"/>
+        <w:gridCol w:w="950"/>
       </w:tblGrid>
       <w:tr>
         <w:tc>
           <w:tcPr>
-            <w:tcW w:w="2785" w:type="dxa"/>
+            <w:cnfStyle w:val="001000000000" w:firstRow="0" w:lastRow="0" w:firstColumn="1" w:lastColumn="0" w:oddVBand="0" w:evenVBand="0" w:oddHBand="0" w:evenHBand="0" w:firstRowFirstColumn="0" w:firstRowLastColumn="0" w:lastRowFirstColumn="0" w:lastRowLastColumn="0"/>
+            <w:tcW w:w="0" w:type="auto"/>
           </w:tcPr>
           <w:p>
             <w:r>
@@ -135,9 +136,12 @@
         </w:tc>
         <w:tc>
           <w:tcPr>
-            <w:tcW w:w="6565" w:type="dxa"/>
-          </w:tcPr>
-          <w:p>
+            <w:tcW w:w="0" w:type="auto"/>
+          </w:tcPr>
+          <w:p>
+            <w:pPr>
+              <w:cnfStyle w:val="000000000000" w:firstRow="0" w:lastRow="0" w:firstColumn="0" w:lastColumn="0" w:oddVBand="0" w:evenVBand="0" w:oddHBand="0" w:evenHBand="0" w:firstRowFirstColumn="0" w:firstRowLastColumn="0" w:lastRowFirstColumn="0" w:lastRowLastColumn="0"/>
+            </w:pPr>
             <w:r>
               <w:t>Richard</w:t>
             </w:r>
@@ -147,7 +151,8 @@
       <w:tr>
         <w:tc>
           <w:tcPr>
-            <w:tcW w:w="2785" w:type="dxa"/>
+            <w:cnfStyle w:val="001000000000" w:firstRow="0" w:lastRow="0" w:firstColumn="1" w:lastColumn="0" w:oddVBand="0" w:evenVBand="0" w:oddHBand="0" w:evenHBand="0" w:firstRowFirstColumn="0" w:firstRowLastColumn="0" w:lastRowFirstColumn="0" w:lastRowLastColumn="0"/>
+            <w:tcW w:w="0" w:type="auto"/>
           </w:tcPr>
           <w:p>
             <w:r>
@@ -157,9 +162,12 @@
         </w:tc>
         <w:tc>
           <w:tcPr>
-            <w:tcW w:w="6565" w:type="dxa"/>
-          </w:tcPr>
-          <w:p>
+            <w:tcW w:w="0" w:type="auto"/>
+          </w:tcPr>
+          <w:p>
+            <w:pPr>
+              <w:cnfStyle w:val="000000000000" w:firstRow="0" w:lastRow="0" w:firstColumn="0" w:lastColumn="0" w:oddVBand="0" w:evenVBand="0" w:oddHBand="0" w:evenHBand="0" w:firstRowFirstColumn="0" w:firstRowLastColumn="0" w:lastRowFirstColumn="0" w:lastRowLastColumn="0"/>
+            </w:pPr>
             <w:r>
               <w:t>Bridget</w:t>
             </w:r>
@@ -169,7 +177,8 @@
       <w:tr>
         <w:tc>
           <w:tcPr>
-            <w:tcW w:w="2785" w:type="dxa"/>
+            <w:cnfStyle w:val="001000000000" w:firstRow="0" w:lastRow="0" w:firstColumn="1" w:lastColumn="0" w:oddVBand="0" w:evenVBand="0" w:oddHBand="0" w:evenHBand="0" w:firstRowFirstColumn="0" w:firstRowLastColumn="0" w:lastRowFirstColumn="0" w:lastRowLastColumn="0"/>
+            <w:tcW w:w="0" w:type="auto"/>
           </w:tcPr>
           <w:p>
             <w:r>
@@ -179,9 +188,12 @@
         </w:tc>
         <w:tc>
           <w:tcPr>
-            <w:tcW w:w="6565" w:type="dxa"/>
-          </w:tcPr>
-          <w:p>
+            <w:tcW w:w="0" w:type="auto"/>
+          </w:tcPr>
+          <w:p>
+            <w:pPr>
+              <w:cnfStyle w:val="000000000000" w:firstRow="0" w:lastRow="0" w:firstColumn="0" w:lastColumn="0" w:oddVBand="0" w:evenVBand="0" w:oddHBand="0" w:evenHBand="0" w:firstRowFirstColumn="0" w:firstRowLastColumn="0" w:lastRowFirstColumn="0" w:lastRowLastColumn="0"/>
+            </w:pPr>
             <w:r>
               <w:t>Shab</w:t>
             </w:r>
@@ -189,7 +201,6 @@
         </w:tc>
       </w:tr>
     </w:tbl>
-    <w:p/>
     <w:p>
       <w:pPr>
         <w:pStyle w:val="Heading1"/>
@@ -218,17 +229,17 @@
           <w:tcPr>
             <w:tcW w:w="4945" w:type="dxa"/>
           </w:tcPr>
-          <w:p/>
-          <w:p>
+          <w:p>
+            <w:pPr>
+              <w:spacing w:before="120" w:after="120"/>
+            </w:pPr>
             <w:r>
               <w:t>Softball League Manager</w:t>
             </w:r>
           </w:p>
-          <w:p/>
         </w:tc>
       </w:tr>
     </w:tbl>
-    <w:p/>
     <w:p>
       <w:pPr>
         <w:pStyle w:val="Heading1"/>
@@ -257,13 +268,14 @@
           <w:tcPr>
             <w:tcW w:w="4945" w:type="dxa"/>
           </w:tcPr>
-          <w:p/>
-          <w:p>
+          <w:p>
+            <w:pPr>
+              <w:spacing w:before="120" w:after="120"/>
+            </w:pPr>
             <w:r>
               <w:t>Sky Blue</w:t>
             </w:r>
           </w:p>
-          <w:p/>
         </w:tc>
       </w:tr>
     </w:tbl>
@@ -273,7 +285,6 @@
         <w:pStyle w:val="Heading1"/>
       </w:pPr>
       <w:r>
-        <w:lastRenderedPageBreak/>
         <w:t>Description (300 words)</w:t>
       </w:r>
     </w:p>
@@ -293,86 +304,18 @@
           </w:tcPr>
           <w:p>
             <w:pPr>
-              <w:spacing w:before="240"/>
+              <w:spacing w:before="120" w:after="120"/>
             </w:pPr>
             <w:r>
               <w:t xml:space="preserve">Create an application that can be used to manage a softball league. </w:t>
             </w:r>
           </w:p>
           <w:p>
-            <w:r>
-              <w:t>This application will need to track the following statistics:</w:t>
-            </w:r>
-          </w:p>
-          <w:p/>
-          <w:p>
-            <w:r>
-              <w:t>Team Names</w:t>
-            </w:r>
-          </w:p>
-          <w:p>
-            <w:r>
-              <w:t>Wins</w:t>
-            </w:r>
-          </w:p>
-          <w:p>
-            <w:r>
-              <w:t>Losses</w:t>
-            </w:r>
-          </w:p>
-          <w:p>
-            <w:r>
-              <w:t>Plus/Minus</w:t>
-            </w:r>
-          </w:p>
-          <w:p>
-            <w:r>
-              <w:t>Mercy Wins.</w:t>
-            </w:r>
-          </w:p>
-          <w:p>
-            <w:r>
-              <w:t>Win Percentage.</w:t>
-            </w:r>
-          </w:p>
-          <w:p>
-            <w:r>
-              <w:t>Games played</w:t>
-            </w:r>
-          </w:p>
-          <w:p>
-            <w:r>
-              <w:t>Standings</w:t>
-            </w:r>
-          </w:p>
-          <w:p/>
-          <w:p>
-            <w:r>
-              <w:t xml:space="preserve">Games are 7 innings in </w:t>
-            </w:r>
-            <w:proofErr w:type="gramStart"/>
-            <w:r>
-              <w:t>length,</w:t>
-            </w:r>
-            <w:proofErr w:type="gramEnd"/>
-            <w:r>
-              <w:t xml:space="preserve"> however </w:t>
-            </w:r>
-            <w:proofErr w:type="gramStart"/>
-            <w:r>
-              <w:t>a game</w:t>
-            </w:r>
-            <w:proofErr w:type="gramEnd"/>
-            <w:r>
-              <w:t xml:space="preserve"> ends if </w:t>
-            </w:r>
-            <w:proofErr w:type="gramStart"/>
-            <w:r>
-              <w:t>a team</w:t>
-            </w:r>
-            <w:proofErr w:type="gramEnd"/>
-            <w:r>
-              <w:t xml:space="preserve"> is up by 10 runs after the 5</w:t>
+            <w:pPr>
+              <w:spacing w:before="120" w:after="120"/>
+            </w:pPr>
+            <w:r>
+              <w:t>Games are 7 innings in length; however, a game ends if a team is up by 10 runs after the 5</w:t>
             </w:r>
             <w:r>
               <w:rPr>
@@ -384,42 +327,140 @@
               <w:t xml:space="preserve"> inning.</w:t>
             </w:r>
           </w:p>
-          <w:p/>
-          <w:p>
+          <w:p>
+            <w:pPr>
+              <w:spacing w:before="120" w:after="120"/>
+            </w:pPr>
+            <w:r>
+              <w:t>The application tracks the following information about each game:</w:t>
+            </w:r>
+          </w:p>
+          <w:p>
+            <w:pPr>
+              <w:spacing w:before="120" w:after="120"/>
+            </w:pPr>
+            <w:r>
+              <w:t>Team Names</w:t>
+            </w:r>
+            <w:r>
+              <w:br/>
+              <w:t>Team Scores</w:t>
+            </w:r>
+            <w:r>
+              <w:br/>
+              <w:t>Mercy Wins</w:t>
+            </w:r>
+          </w:p>
+          <w:p>
+            <w:pPr>
+              <w:spacing w:before="120" w:after="120"/>
+            </w:pPr>
             <w:r>
               <w:t xml:space="preserve">Prompt the user to enter the two teams that are playing and input the score. Use logic to determine the team with the higher score gets a win, and the loser takes an L. </w:t>
             </w:r>
           </w:p>
-          <w:p/>
-          <w:p>
-            <w:r>
-              <w:t>Wins and losses will be tracked, so they can be tracked and displayed to the user after they’re entered.</w:t>
-            </w:r>
-          </w:p>
-          <w:p/>
-          <w:p>
-            <w:r>
-              <w:t xml:space="preserve">Prompt the user to ask if the game was a mercy rule win. </w:t>
-            </w:r>
-          </w:p>
-          <w:p/>
-          <w:p>
-            <w:r>
-              <w:t>Display the teams plus/minus – This is the difference in score in a game. (Example – Team A beats Team B by a score of 10-7, Team A has a plus/minus of +3, while Team B gets a -3)</w:t>
-            </w:r>
-          </w:p>
-          <w:p/>
-          <w:p>
-            <w:r>
-              <w:t xml:space="preserve">Then sort the teams by </w:t>
-            </w:r>
-            <w:proofErr w:type="gramStart"/>
-            <w:r>
-              <w:t>amount</w:t>
-            </w:r>
-            <w:proofErr w:type="gramEnd"/>
+          <w:p>
+            <w:pPr>
+              <w:spacing w:before="120" w:after="120"/>
+            </w:pPr>
+            <w:r>
+              <w:t>Prompt the user to ask if the game was a mercy rule win.</w:t>
+            </w:r>
+            <w:r>
+              <w:rPr>
+                <w:highlight w:val="yellow"/>
+              </w:rPr>
+              <w:t xml:space="preserve"> </w:t>
+            </w:r>
+          </w:p>
+          <w:p>
+            <w:pPr>
+              <w:spacing w:before="120" w:after="120"/>
+            </w:pPr>
+            <w:r>
+              <w:t>T</w:t>
+            </w:r>
+            <w:r>
+              <w:t>eam standings will be calculated using the records of these games and then displayed to the user</w:t>
+            </w:r>
+            <w:r>
+              <w:t xml:space="preserve"> with the following information:</w:t>
+            </w:r>
+          </w:p>
+          <w:p>
+            <w:pPr>
+              <w:spacing w:before="120" w:after="120"/>
+            </w:pPr>
+            <w:r>
+              <w:t>Team Name</w:t>
+            </w:r>
+            <w:r>
+              <w:br/>
+              <w:t>Number of Wins</w:t>
+            </w:r>
+            <w:r>
+              <w:br/>
+              <w:t>Number of Losses</w:t>
+            </w:r>
+            <w:r>
+              <w:br/>
+              <w:t>Number of Games Played</w:t>
+            </w:r>
+            <w:r>
+              <w:br/>
+              <w:t>Number of Mercy Wins</w:t>
+            </w:r>
+            <w:r>
+              <w:br/>
+              <w:t>Win Percentage</w:t>
+            </w:r>
+          </w:p>
+          <w:p>
+            <w:pPr>
+              <w:spacing w:before="120" w:after="120"/>
+            </w:pPr>
+            <w:r>
+              <w:t xml:space="preserve">When displaying teams, sort them </w:t>
+            </w:r>
+            <w:r>
+              <w:t xml:space="preserve">by </w:t>
+            </w:r>
+            <w:r>
+              <w:t>number</w:t>
+            </w:r>
             <w:r>
               <w:t xml:space="preserve"> of wins.</w:t>
+            </w:r>
+          </w:p>
+          <w:p>
+            <w:pPr>
+              <w:spacing w:before="120" w:after="120"/>
+            </w:pPr>
+            <w:r>
+              <w:t>The history of games can also be displayed to the user with the following information:</w:t>
+            </w:r>
+          </w:p>
+          <w:p>
+            <w:pPr>
+              <w:spacing w:before="120" w:after="120"/>
+            </w:pPr>
+            <w:r>
+              <w:t>Team Names</w:t>
+            </w:r>
+            <w:r>
+              <w:br/>
+              <w:t>Team Scores</w:t>
+            </w:r>
+            <w:r>
+              <w:br/>
+              <w:t>Was it a Mercy Win?</w:t>
+            </w:r>
+            <w:r>
+              <w:br/>
+              <w:t xml:space="preserve">Score Differential (Plus/Minus) </w:t>
+            </w:r>
+            <w:r>
+              <w:t>(Example – Team A beats Team B by a score of 10-7, Team A has a plus/minus of +3, while Team B gets a -3)</w:t>
             </w:r>
           </w:p>
         </w:tc>
@@ -486,7 +527,7 @@
           </w:tcPr>
           <w:p>
             <w:r>
-              <w:t>Team Name</w:t>
+              <w:t>Game ID</w:t>
             </w:r>
           </w:p>
         </w:tc>
@@ -496,7 +537,7 @@
           </w:tcPr>
           <w:p>
             <w:r>
-              <w:t>String</w:t>
+              <w:t>Int</w:t>
             </w:r>
           </w:p>
         </w:tc>
@@ -506,7 +547,7 @@
           </w:tcPr>
           <w:p>
             <w:r>
-              <w:t>Name of Team</w:t>
+              <w:t>The unique identifier for a game</w:t>
             </w:r>
           </w:p>
         </w:tc>
@@ -518,7 +559,13 @@
           </w:tcPr>
           <w:p>
             <w:r>
-              <w:t>Wins</w:t>
+              <w:t xml:space="preserve">Team </w:t>
+            </w:r>
+            <w:r>
+              <w:t xml:space="preserve">1 </w:t>
+            </w:r>
+            <w:r>
+              <w:t>Name</w:t>
             </w:r>
           </w:p>
         </w:tc>
@@ -528,7 +575,7 @@
           </w:tcPr>
           <w:p>
             <w:r>
-              <w:t>Int</w:t>
+              <w:t>String</w:t>
             </w:r>
           </w:p>
         </w:tc>
@@ -538,7 +585,10 @@
           </w:tcPr>
           <w:p>
             <w:r>
-              <w:t>How many wins a team has</w:t>
+              <w:t>Name of Team</w:t>
+            </w:r>
+            <w:r>
+              <w:t xml:space="preserve"> 1</w:t>
             </w:r>
           </w:p>
         </w:tc>
@@ -550,7 +600,7 @@
           </w:tcPr>
           <w:p>
             <w:r>
-              <w:t>Losses</w:t>
+              <w:t>Team 2 Name</w:t>
             </w:r>
           </w:p>
         </w:tc>
@@ -560,7 +610,7 @@
           </w:tcPr>
           <w:p>
             <w:r>
-              <w:t>Int</w:t>
+              <w:t>String</w:t>
             </w:r>
           </w:p>
         </w:tc>
@@ -570,7 +620,7 @@
           </w:tcPr>
           <w:p>
             <w:r>
-              <w:t>How many losses a team has</w:t>
+              <w:t>Name of Team 2</w:t>
             </w:r>
           </w:p>
         </w:tc>
@@ -582,8 +632,13 @@
           </w:tcPr>
           <w:p>
             <w:r>
-              <w:t>Plus/Minus</w:t>
-            </w:r>
+              <w:t xml:space="preserve">Team 1 </w:t>
+            </w:r>
+            <w:proofErr w:type="gramStart"/>
+            <w:r>
+              <w:t>Score</w:t>
+            </w:r>
+            <w:proofErr w:type="gramEnd"/>
           </w:p>
         </w:tc>
         <w:tc>
@@ -602,7 +657,7 @@
           </w:tcPr>
           <w:p>
             <w:r>
-              <w:t>Score differential</w:t>
+              <w:t>Team 1’s score</w:t>
             </w:r>
           </w:p>
         </w:tc>
@@ -614,8 +669,13 @@
           </w:tcPr>
           <w:p>
             <w:r>
-              <w:t>Mercy Wins</w:t>
-            </w:r>
+              <w:t xml:space="preserve">Team 2 </w:t>
+            </w:r>
+            <w:proofErr w:type="gramStart"/>
+            <w:r>
+              <w:t>Score</w:t>
+            </w:r>
+            <w:proofErr w:type="gramEnd"/>
           </w:p>
         </w:tc>
         <w:tc>
@@ -624,7 +684,7 @@
           </w:tcPr>
           <w:p>
             <w:r>
-              <w:t>Int</w:t>
+              <w:t xml:space="preserve">Int </w:t>
             </w:r>
           </w:p>
         </w:tc>
@@ -634,16 +694,7 @@
           </w:tcPr>
           <w:p>
             <w:r>
-              <w:t>Tracking mercy rule (Up by 10 runs after 5</w:t>
-            </w:r>
-            <w:r>
-              <w:rPr>
-                <w:vertAlign w:val="superscript"/>
-              </w:rPr>
-              <w:t>th</w:t>
-            </w:r>
-            <w:r>
-              <w:t xml:space="preserve"> inning)</w:t>
+              <w:t>Team 2’s score</w:t>
             </w:r>
           </w:p>
         </w:tc>
@@ -655,7 +706,7 @@
           </w:tcPr>
           <w:p>
             <w:r>
-              <w:t>Win Percentage</w:t>
+              <w:t>Is Mercy Win</w:t>
             </w:r>
           </w:p>
         </w:tc>
@@ -665,7 +716,7 @@
           </w:tcPr>
           <w:p>
             <w:r>
-              <w:t>Double</w:t>
+              <w:t>Boolean</w:t>
             </w:r>
           </w:p>
         </w:tc>
@@ -675,10 +726,7 @@
           </w:tcPr>
           <w:p>
             <w:r>
-              <w:t>Percentage of games won.</w:t>
-            </w:r>
-            <w:r>
-              <w:t xml:space="preserve"> </w:t>
+              <w:t>Whether or not the winning team won by mercy rule</w:t>
             </w:r>
           </w:p>
         </w:tc>
@@ -690,7 +738,7 @@
           </w:tcPr>
           <w:p>
             <w:r>
-              <w:t>Games played</w:t>
+              <w:t>Score Differential</w:t>
             </w:r>
           </w:p>
         </w:tc>
@@ -710,42 +758,7 @@
           </w:tcPr>
           <w:p>
             <w:r>
-              <w:t>How many games a team has played</w:t>
-            </w:r>
-          </w:p>
-        </w:tc>
-      </w:tr>
-      <w:tr>
-        <w:tc>
-          <w:tcPr>
-            <w:tcW w:w="1705" w:type="dxa"/>
-          </w:tcPr>
-          <w:p>
-            <w:r>
-              <w:t>Standings</w:t>
-            </w:r>
-          </w:p>
-        </w:tc>
-        <w:tc>
-          <w:tcPr>
-            <w:tcW w:w="1350" w:type="dxa"/>
-          </w:tcPr>
-          <w:p>
-            <w:r>
-              <w:t>String</w:t>
-            </w:r>
-          </w:p>
-        </w:tc>
-        <w:tc>
-          <w:tcPr>
-            <w:tcW w:w="6295" w:type="dxa"/>
-          </w:tcPr>
-          <w:p>
-            <w:r>
-              <w:t>Display the standings of the league</w:t>
-            </w:r>
-            <w:r>
-              <w:t xml:space="preserve"> &lt;- This is for the calculation, not a field.</w:t>
+              <w:t>The difference in score between the two teams</w:t>
             </w:r>
           </w:p>
         </w:tc>
@@ -756,7 +769,6 @@
         <w:pStyle w:val="Heading1"/>
       </w:pPr>
       <w:r>
-        <w:lastRenderedPageBreak/>
         <w:t>Calculation</w:t>
       </w:r>
     </w:p>
@@ -775,22 +787,56 @@
             <w:tcW w:w="9350" w:type="dxa"/>
           </w:tcPr>
           <w:p>
-            <w:r>
-              <w:t xml:space="preserve">Calculations needed to be done </w:t>
+            <w:pPr>
+              <w:spacing w:before="120" w:after="120"/>
+            </w:pPr>
+            <w:r>
+              <w:t>Calculate the Win Percentage for each team = Number of Wins / (Number of Wins + Number of Losses)</w:t>
+            </w:r>
+          </w:p>
+          <w:p>
+            <w:pPr>
+              <w:spacing w:before="120" w:after="120"/>
+            </w:pPr>
+            <w:r>
+              <w:t>Calculate the Number of Games for each team = Number of Wins + Number of Losses</w:t>
+            </w:r>
+          </w:p>
+          <w:p>
+            <w:pPr>
+              <w:spacing w:before="120" w:after="120"/>
+            </w:pPr>
+            <w:r>
+              <w:t xml:space="preserve">Calculate the Score Differential for each game = Team 1 </w:t>
             </w:r>
             <w:proofErr w:type="gramStart"/>
             <w:r>
-              <w:t>is</w:t>
+              <w:t>Score</w:t>
             </w:r>
             <w:proofErr w:type="gramEnd"/>
             <w:r>
-              <w:t xml:space="preserve"> Win percentage, Plus/Minus, number of wins and losses, and number of games won by mercy rule.</w:t>
+              <w:t xml:space="preserve"> - Team 2 </w:t>
+            </w:r>
+            <w:proofErr w:type="gramStart"/>
+            <w:r>
+              <w:t>Score</w:t>
+            </w:r>
+            <w:proofErr w:type="gramEnd"/>
+            <w:r>
+              <w:t xml:space="preserve"> (and vice versa)</w:t>
+            </w:r>
+          </w:p>
+          <w:p>
+            <w:pPr>
+              <w:spacing w:before="120" w:after="120"/>
+            </w:pPr>
+            <w:r>
+              <w:t>Count the total number of wins, losses, and mercy wins for each team.</w:t>
             </w:r>
           </w:p>
         </w:tc>
       </w:tr>
     </w:tbl>
-    <w:p/>
     <w:p>
       <w:pPr>
         <w:pStyle w:val="Heading1"/>
@@ -809,15 +855,7 @@
       </w:r>
       <w:proofErr w:type="gramEnd"/>
       <w:r>
-        <w:t xml:space="preserve"> a repository that you create.  The developer creates the repository for the topic that they will be coding.  Add the other two project group members to the </w:t>
-      </w:r>
-      <w:proofErr w:type="gramStart"/>
-      <w:r>
-        <w:t>repository(</w:t>
-      </w:r>
-      <w:proofErr w:type="gramEnd"/>
-      <w:r>
-        <w:t xml:space="preserve">or make public).  Add this document to the repository (Commit/Push).  </w:t>
+        <w:t xml:space="preserve"> a repository that you create.  The developer creates the repository for the topic that they will be coding.  Add the other two project group members to the repository(or make public).  Add this document to the repository (Commit/Push).  </w:t>
       </w:r>
       <w:r>
         <w:t>The description is to be added to the readme file of the repository.</w:t>
@@ -1780,6 +1818,63 @@
       </w:tblBorders>
     </w:tblPr>
   </w:style>
+  <w:style w:type="table" w:styleId="GridTable1Light">
+    <w:name w:val="Grid Table 1 Light"/>
+    <w:basedOn w:val="TableNormal"/>
+    <w:uiPriority w:val="46"/>
+    <w:rsid w:val="00815374"/>
+    <w:pPr>
+      <w:spacing w:after="0" w:line="240" w:lineRule="auto"/>
+    </w:pPr>
+    <w:tblPr>
+      <w:tblStyleRowBandSize w:val="1"/>
+      <w:tblStyleColBandSize w:val="1"/>
+      <w:tblBorders>
+        <w:top w:val="single" w:sz="4" w:space="0" w:color="999999" w:themeColor="text1" w:themeTint="66"/>
+        <w:left w:val="single" w:sz="4" w:space="0" w:color="999999" w:themeColor="text1" w:themeTint="66"/>
+        <w:bottom w:val="single" w:sz="4" w:space="0" w:color="999999" w:themeColor="text1" w:themeTint="66"/>
+        <w:right w:val="single" w:sz="4" w:space="0" w:color="999999" w:themeColor="text1" w:themeTint="66"/>
+        <w:insideH w:val="single" w:sz="4" w:space="0" w:color="999999" w:themeColor="text1" w:themeTint="66"/>
+        <w:insideV w:val="single" w:sz="4" w:space="0" w:color="999999" w:themeColor="text1" w:themeTint="66"/>
+      </w:tblBorders>
+    </w:tblPr>
+    <w:tblStylePr w:type="firstRow">
+      <w:rPr>
+        <w:b/>
+        <w:bCs/>
+      </w:rPr>
+      <w:tblPr/>
+      <w:tcPr>
+        <w:tcBorders>
+          <w:bottom w:val="single" w:sz="12" w:space="0" w:color="666666" w:themeColor="text1" w:themeTint="99"/>
+        </w:tcBorders>
+      </w:tcPr>
+    </w:tblStylePr>
+    <w:tblStylePr w:type="lastRow">
+      <w:rPr>
+        <w:b/>
+        <w:bCs/>
+      </w:rPr>
+      <w:tblPr/>
+      <w:tcPr>
+        <w:tcBorders>
+          <w:top w:val="double" w:sz="2" w:space="0" w:color="666666" w:themeColor="text1" w:themeTint="99"/>
+        </w:tcBorders>
+      </w:tcPr>
+    </w:tblStylePr>
+    <w:tblStylePr w:type="firstCol">
+      <w:rPr>
+        <w:b/>
+        <w:bCs/>
+      </w:rPr>
+    </w:tblStylePr>
+    <w:tblStylePr w:type="lastCol">
+      <w:rPr>
+        <w:b/>
+        <w:bCs/>
+      </w:rPr>
+    </w:tblStylePr>
+  </w:style>
 </w:styles>
 </file>
 

--- a/Project/Documentation/Project_Topic_Document_Loo_Bridget.docx
+++ b/Project/Documentation/Project_Topic_Document_Loo_Bridget.docx
@@ -332,6 +332,7 @@
               <w:spacing w:before="120" w:after="120"/>
             </w:pPr>
             <w:r>
+              <w:lastRenderedPageBreak/>
               <w:t>The application tracks the following information about each game:</w:t>
             </w:r>
           </w:p>
@@ -344,11 +345,17 @@
             </w:r>
             <w:r>
               <w:br/>
-              <w:t>Team Scores</w:t>
+            </w:r>
+            <w:r>
+              <w:t>Forfeits</w:t>
             </w:r>
             <w:r>
               <w:br/>
               <w:t>Mercy Wins</w:t>
+            </w:r>
+            <w:r>
+              <w:br/>
+              <w:t>Winning Team</w:t>
             </w:r>
           </w:p>
           <w:p>
@@ -356,15 +363,25 @@
               <w:spacing w:before="120" w:after="120"/>
             </w:pPr>
             <w:r>
-              <w:t xml:space="preserve">Prompt the user to enter the two teams that are playing and input the score. Use logic to determine the team with the higher score gets a win, and the loser takes an L. </w:t>
-            </w:r>
-          </w:p>
-          <w:p>
-            <w:pPr>
-              <w:spacing w:before="120" w:after="120"/>
-            </w:pPr>
-            <w:r>
-              <w:t>Prompt the user to ask if the game was a mercy rule win.</w:t>
+              <w:t>Prompt the user to enter the two teams that are playing</w:t>
+            </w:r>
+            <w:r>
+              <w:t xml:space="preserve"> and ask if the game was forfeited or won under the Mercy Rule. If not forfeited, get the number of runs scored by each team in each inning.</w:t>
+            </w:r>
+            <w:r>
+              <w:t xml:space="preserve"> Use logic to determine the team with the higher score gets a win, and the loser takes an L. </w:t>
+            </w:r>
+            <w:r>
+              <w:t>If the score is tied at the end of the 7</w:t>
+            </w:r>
+            <w:r>
+              <w:rPr>
+                <w:vertAlign w:val="superscript"/>
+              </w:rPr>
+              <w:t>th</w:t>
+            </w:r>
+            <w:r>
+              <w:t xml:space="preserve"> inning, continue prompting for runs until the score is no longer tied.</w:t>
             </w:r>
             <w:r>
               <w:rPr>
@@ -378,13 +395,7 @@
               <w:spacing w:before="120" w:after="120"/>
             </w:pPr>
             <w:r>
-              <w:t>T</w:t>
-            </w:r>
-            <w:r>
-              <w:t>eam standings will be calculated using the records of these games and then displayed to the user</w:t>
-            </w:r>
-            <w:r>
-              <w:t xml:space="preserve"> with the following information:</w:t>
+              <w:t>Team standings will be calculated using the records of these games and then displayed to the user with the following information:</w:t>
             </w:r>
           </w:p>
           <w:p>
@@ -430,37 +441,6 @@
             </w:r>
             <w:r>
               <w:t xml:space="preserve"> of wins.</w:t>
-            </w:r>
-          </w:p>
-          <w:p>
-            <w:pPr>
-              <w:spacing w:before="120" w:after="120"/>
-            </w:pPr>
-            <w:r>
-              <w:t>The history of games can also be displayed to the user with the following information:</w:t>
-            </w:r>
-          </w:p>
-          <w:p>
-            <w:pPr>
-              <w:spacing w:before="120" w:after="120"/>
-            </w:pPr>
-            <w:r>
-              <w:t>Team Names</w:t>
-            </w:r>
-            <w:r>
-              <w:br/>
-              <w:t>Team Scores</w:t>
-            </w:r>
-            <w:r>
-              <w:br/>
-              <w:t>Was it a Mercy Win?</w:t>
-            </w:r>
-            <w:r>
-              <w:br/>
-              <w:t xml:space="preserve">Score Differential (Plus/Minus) </w:t>
-            </w:r>
-            <w:r>
-              <w:t>(Example – Team A beats Team B by a score of 10-7, Team A has a plus/minus of +3, while Team B gets a -3)</w:t>
             </w:r>
           </w:p>
         </w:tc>
@@ -471,6 +451,7 @@
         <w:pStyle w:val="Heading1"/>
       </w:pPr>
       <w:r>
+        <w:lastRenderedPageBreak/>
         <w:t>Fields</w:t>
       </w:r>
     </w:p>
@@ -559,13 +540,7 @@
           </w:tcPr>
           <w:p>
             <w:r>
-              <w:t xml:space="preserve">Team </w:t>
-            </w:r>
-            <w:r>
-              <w:t xml:space="preserve">1 </w:t>
-            </w:r>
-            <w:r>
-              <w:t>Name</w:t>
+              <w:t>Home Team</w:t>
             </w:r>
           </w:p>
         </w:tc>
@@ -585,10 +560,10 @@
           </w:tcPr>
           <w:p>
             <w:r>
-              <w:t>Name of Team</w:t>
-            </w:r>
-            <w:r>
-              <w:t xml:space="preserve"> 1</w:t>
+              <w:t xml:space="preserve">Name of </w:t>
+            </w:r>
+            <w:r>
+              <w:t>the home team</w:t>
             </w:r>
           </w:p>
         </w:tc>
@@ -600,7 +575,7 @@
           </w:tcPr>
           <w:p>
             <w:r>
-              <w:t>Team 2 Name</w:t>
+              <w:t>Road Team</w:t>
             </w:r>
           </w:p>
         </w:tc>
@@ -620,7 +595,10 @@
           </w:tcPr>
           <w:p>
             <w:r>
-              <w:t>Name of Team 2</w:t>
+              <w:t xml:space="preserve">Name of </w:t>
+            </w:r>
+            <w:r>
+              <w:t>the road team</w:t>
             </w:r>
           </w:p>
         </w:tc>
@@ -632,13 +610,8 @@
           </w:tcPr>
           <w:p>
             <w:r>
-              <w:t xml:space="preserve">Team 1 </w:t>
-            </w:r>
-            <w:proofErr w:type="gramStart"/>
-            <w:r>
-              <w:t>Score</w:t>
-            </w:r>
-            <w:proofErr w:type="gramEnd"/>
+              <w:t>Forfeited</w:t>
+            </w:r>
           </w:p>
         </w:tc>
         <w:tc>
@@ -647,7 +620,7 @@
           </w:tcPr>
           <w:p>
             <w:r>
-              <w:t>Int</w:t>
+              <w:t>Boolean</w:t>
             </w:r>
           </w:p>
         </w:tc>
@@ -657,7 +630,7 @@
           </w:tcPr>
           <w:p>
             <w:r>
-              <w:t>Team 1’s score</w:t>
+              <w:t>Whether the game was forfeited</w:t>
             </w:r>
           </w:p>
         </w:tc>
@@ -669,13 +642,11 @@
           </w:tcPr>
           <w:p>
             <w:r>
-              <w:t xml:space="preserve">Team 2 </w:t>
-            </w:r>
-            <w:proofErr w:type="gramStart"/>
-            <w:r>
-              <w:t>Score</w:t>
-            </w:r>
-            <w:proofErr w:type="gramEnd"/>
+              <w:t xml:space="preserve">Team </w:t>
+            </w:r>
+            <w:r>
+              <w:t>at Fault</w:t>
+            </w:r>
           </w:p>
         </w:tc>
         <w:tc>
@@ -684,7 +655,7 @@
           </w:tcPr>
           <w:p>
             <w:r>
-              <w:t xml:space="preserve">Int </w:t>
+              <w:t>String</w:t>
             </w:r>
           </w:p>
         </w:tc>
@@ -694,7 +665,7 @@
           </w:tcPr>
           <w:p>
             <w:r>
-              <w:t>Team 2’s score</w:t>
+              <w:t>The team who forfeited</w:t>
             </w:r>
           </w:p>
         </w:tc>
@@ -738,7 +709,7 @@
           </w:tcPr>
           <w:p>
             <w:r>
-              <w:t>Score Differential</w:t>
+              <w:t>Winning Team</w:t>
             </w:r>
           </w:p>
         </w:tc>
@@ -748,7 +719,7 @@
           </w:tcPr>
           <w:p>
             <w:r>
-              <w:t>Int</w:t>
+              <w:t>String</w:t>
             </w:r>
           </w:p>
         </w:tc>
@@ -758,7 +729,7 @@
           </w:tcPr>
           <w:p>
             <w:r>
-              <w:t>The difference in score between the two teams</w:t>
+              <w:t>The team that won the game</w:t>
             </w:r>
           </w:p>
         </w:tc>
@@ -791,47 +762,7 @@
               <w:spacing w:before="120" w:after="120"/>
             </w:pPr>
             <w:r>
-              <w:t>Calculate the Win Percentage for each team = Number of Wins / (Number of Wins + Number of Losses)</w:t>
-            </w:r>
-          </w:p>
-          <w:p>
-            <w:pPr>
-              <w:spacing w:before="120" w:after="120"/>
-            </w:pPr>
-            <w:r>
-              <w:t>Calculate the Number of Games for each team = Number of Wins + Number of Losses</w:t>
-            </w:r>
-          </w:p>
-          <w:p>
-            <w:pPr>
-              <w:spacing w:before="120" w:after="120"/>
-            </w:pPr>
-            <w:r>
-              <w:t xml:space="preserve">Calculate the Score Differential for each game = Team 1 </w:t>
-            </w:r>
-            <w:proofErr w:type="gramStart"/>
-            <w:r>
-              <w:t>Score</w:t>
-            </w:r>
-            <w:proofErr w:type="gramEnd"/>
-            <w:r>
-              <w:t xml:space="preserve"> - Team 2 </w:t>
-            </w:r>
-            <w:proofErr w:type="gramStart"/>
-            <w:r>
-              <w:t>Score</w:t>
-            </w:r>
-            <w:proofErr w:type="gramEnd"/>
-            <w:r>
-              <w:t xml:space="preserve"> (and vice versa)</w:t>
-            </w:r>
-          </w:p>
-          <w:p>
-            <w:pPr>
-              <w:spacing w:before="120" w:after="120"/>
-            </w:pPr>
-            <w:r>
-              <w:t>Count the total number of wins, losses, and mercy wins for each team.</w:t>
+              <w:t>Determine the winner for a game by totaling the scores for each team across all innings and then comparing them to see which is greater.</w:t>
             </w:r>
           </w:p>
         </w:tc>
@@ -861,7 +792,6 @@
         <w:t>The description is to be added to the readme file of the repository.</w:t>
       </w:r>
     </w:p>
-    <w:p/>
     <w:sectPr>
       <w:pgSz w:w="12240" w:h="15840"/>
       <w:pgMar w:top="1440" w:right="1440" w:bottom="1440" w:left="1440" w:header="720" w:footer="720" w:gutter="0"/>
